--- a/booklet/documents/suggested-agenda-therabreath.docx
+++ b/booklet/documents/suggested-agenda-therabreath.docx
@@ -49,7 +49,7 @@
         <w:t xml:space="preserve">9:00 AM — </w:t>
       </w:r>
       <w:r>
-        <w:t>Arrive — conference room across from The Flavor Factory</w:t>
+        <w:t>Arrive — 2058 Second Street, Norco · facility tour first</w:t>
       </w:r>
     </w:p>
     <w:p>
@@ -61,10 +61,10 @@
           <w:b/>
           <w:color w:val="008FD3"/>
         </w:rPr>
-        <w:t xml:space="preserve">9:00–10:00 — </w:t>
+        <w:t xml:space="preserve">9:00–9:25 — </w:t>
       </w:r>
       <w:r>
-        <w:t>Presentation — four pillars (resiliency, innovation, operations, partnership); Lakewood site parity; competitive &amp; functional innovation</w:t>
+        <w:t>Facility tour — production, QC, TheraBreath room</w:t>
       </w:r>
     </w:p>
     <w:p>
@@ -76,10 +76,10 @@
           <w:b/>
           <w:color w:val="008FD3"/>
         </w:rPr>
-        <w:t xml:space="preserve">10:00–10:15 — </w:t>
+        <w:t xml:space="preserve">9:30–10:15 — </w:t>
       </w:r>
       <w:r>
-        <w:t>Facility walkthrough — production, QC, TheraBreath room</w:t>
+        <w:t>Presentation — four pillars (resiliency, innovation, operations, partnership); Lakewood site parity; competitive &amp; functional innovation</w:t>
       </w:r>
     </w:p>
     <w:p>

--- a/booklet/documents/suggested-agenda-therabreath.docx
+++ b/booklet/documents/suggested-agenda-therabreath.docx
@@ -109,7 +109,7 @@
         <w:t xml:space="preserve">10:30–11:15 — </w:t>
       </w:r>
       <w:r>
-        <w:t>Tasting — ten workshop prototypes; blind flavor mapping &amp; prototype scorecard</w:t>
+        <w:t>Tasting — ten workshop prototypes; Flavor Flight Challenge &amp; Flavor Flight results admin</w:t>
       </w:r>
     </w:p>
     <w:p>
